--- a/s04/descargables/S04_ALU_02_Protocolo_Aviso_24_horas.docx
+++ b/s04/descargables/S04_ALU_02_Protocolo_Aviso_24_horas.docx
@@ -572,7 +572,7 @@
                 <w:sz w:val="19"/>
                 <w:szCs w:val="19"/>
               </w:rPr>
-              <w:t xml:space="preserve">Está escrita para que usted la haga suya. Los espacios en blanco se llenan; los corchetes se sustituyen; lo que no aplique a su operación se suprime dejando escrito por qué, tal como manda el artículo 37 Bis 2 de las Reglas para las exenciones del Manual.</w:t>
+              <w:t>Está escrita para que usted la haga suya. Los espacios en blanco se llenan; los corchetes se sustituyen; lo que no aplique a su operación se suprime haciendo constar en el Manual que no realiza esos actos u operaciones, tal como lo pide el artículo 37 Bis 2 de las Reglas.</w:t>
             </w:r>
           </w:p>
           <w:p>
@@ -5708,7 +5708,7 @@
           <w:sz w:val="20"/>
           <w:szCs w:val="20"/>
         </w:rPr>
-        <w:t xml:space="preserve">Si alguno de estos supuestos no aplica a su operación, no lo borre en silencio: el artículo 37 Bis 2 de las Reglas contempla la exención declarada, y lo que se espera es que quede escrito por qué no aplica.</w:t>
+        <w:t>Si alguno de estos supuestos no aplica a su operación, no lo borre en silencio: el artículo 37 Bis 2 de las Reglas contempla la exención declarada: lo que se espera es que quede constancia en el Manual de que no realiza esos actos u operaciones, y la exención cae en el momento en que decida realizarlos.</w:t>
       </w:r>
     </w:p>
     <w:p>
